--- a/backend/templates/ISR-5_Template- Joint Claimant.docx
+++ b/backend/templates/ISR-5_Template- Joint Claimant.docx
@@ -1217,10 +1217,25 @@
               <w:t xml:space="preserve"> </w:t>
             </w:r>
             <w:r>
-              <w:t>attached</w:t>
-            </w:r>
-            <w:r>
-              <w:tab/>
+              <w:t xml:space="preserve">attached    </w:t>
+            </w:r>
+            <w:r>
+              <w:rPr>
+                <w:rFonts w:ascii="Segoe UI Symbol" w:hAnsi="Segoe UI Symbol"/>
+                <w:color w:val="2E5395"/>
+                <w:sz w:val="24"/>
+              </w:rPr>
+              <w:t>✓</w:t>
+            </w:r>
+            <w:r>
+              <w:rPr>
+                <w:rFonts w:ascii="Segoe UI Symbol" w:hAnsi="Segoe UI Symbol"/>
+                <w:color w:val="2E5395"/>
+                <w:sz w:val="24"/>
+              </w:rPr>
+              <w:t xml:space="preserve"> </w:t>
+            </w:r>
+            <w:r>
               <w:t>KYC form</w:t>
             </w:r>
             <w:r>
@@ -1263,10 +1278,25 @@
               <w:ind w:left="105" w:right="80"/>
             </w:pPr>
             <w:r>
-              <w:t>Tax Status:</w:t>
-            </w:r>
-            <w:r>
-              <w:tab/>
+              <w:t xml:space="preserve">Tax Status:  </w:t>
+            </w:r>
+            <w:r>
+              <w:rPr>
+                <w:rFonts w:ascii="Segoe UI Symbol" w:hAnsi="Segoe UI Symbol"/>
+                <w:color w:val="2E5395"/>
+                <w:sz w:val="24"/>
+              </w:rPr>
+              <w:t>✓</w:t>
+            </w:r>
+            <w:r>
+              <w:rPr>
+                <w:rFonts w:ascii="Segoe UI Symbol" w:hAnsi="Segoe UI Symbol"/>
+                <w:color w:val="2E5395"/>
+                <w:sz w:val="24"/>
+              </w:rPr>
+              <w:t xml:space="preserve"> </w:t>
+            </w:r>
+            <w:r>
               <w:t>Resident</w:t>
             </w:r>
             <w:r>
@@ -4866,14 +4896,29 @@
                 <w:position w:val="2"/>
                 <w:sz w:val="24"/>
               </w:rPr>
-              <w:t>)</w:t>
+              <w:t xml:space="preserve">)  </w:t>
+            </w:r>
+            <w:r>
+              <w:rPr>
+                <w:rFonts w:ascii="Segoe UI Symbol" w:hAnsi="Segoe UI Symbol"/>
+                <w:color w:val="2E5395"/>
+                <w:sz w:val="24"/>
+              </w:rPr>
+              <w:t>✓</w:t>
+            </w:r>
+            <w:r>
+              <w:rPr>
+                <w:rFonts w:ascii="Segoe UI Symbol" w:hAnsi="Segoe UI Symbol"/>
+                <w:color w:val="2E5395"/>
+                <w:sz w:val="24"/>
+              </w:rPr>
+              <w:t xml:space="preserve"> </w:t>
             </w:r>
             <w:r>
               <w:rPr>
                 <w:position w:val="2"/>
                 <w:sz w:val="24"/>
               </w:rPr>
-              <w:tab/>
               <w:t>SB</w:t>
             </w:r>
             <w:r>
@@ -5311,7 +5356,23 @@
           <w:color w:val="2E5395"/>
           <w:sz w:val="24"/>
         </w:rPr>
-        <w:tab/>
+        <w:t xml:space="preserve"> </w:t>
+      </w:r>
+      <w:r>
+        <w:rPr>
+          <w:rFonts w:ascii="Segoe UI Symbol" w:hAnsi="Segoe UI Symbol"/>
+          <w:color w:val="2E5395"/>
+          <w:sz w:val="24"/>
+        </w:rPr>
+        <w:t>✓</w:t>
+      </w:r>
+      <w:r>
+        <w:rPr>
+          <w:rFonts w:ascii="Segoe UI Symbol" w:hAnsi="Segoe UI Symbol"/>
+          <w:color w:val="2E5395"/>
+          <w:sz w:val="24"/>
+        </w:rPr>
+        <w:t xml:space="preserve"> </w:t>
       </w:r>
       <w:r>
         <w:rPr>
@@ -5781,7 +5842,7 @@
               </wp:anchor>
             </w:drawing>
           </mc:Choice>
-          <mc:Fallback xmlns:cx1="http://schemas.microsoft.com/office/drawing/2015/9/8/chartex" xmlns:cx2="http://schemas.microsoft.com/office/drawing/2015/10/21/chartex" xmlns:cx3="http://schemas.microsoft.com/office/drawing/2016/5/9/chartex" xmlns:cx4="http://schemas.microsoft.com/office/drawing/2016/5/10/chartex" xmlns:cx5="http://schemas.microsoft.com/office/drawing/2016/5/11/chartex" xmlns:cx6="http://schemas.microsoft.com/office/drawing/2016/5/12/chartex" xmlns:cx7="http://schemas.microsoft.com/office/drawing/2016/5/13/chartex" xmlns:cx8="http://schemas.microsoft.com/office/drawing/2016/5/14/chartex" xmlns:aink="http://schemas.microsoft.com/office/drawing/2016/ink" xmlns:am3d="http://schemas.microsoft.com/office/drawing/2017/model3d" xmlns:oel="http://schemas.microsoft.com/office/2019/extlst" xmlns:w16cex="http://schemas.microsoft.com/office/word/2018/wordml/cex" xmlns:w16cid="http://schemas.microsoft.com/office/word/2016/wordml/cid" xmlns:w16="http://schemas.microsoft.com/office/word/2018/wordml" xmlns:w16sdtdh="http://schemas.microsoft.com/office/word/2020/wordml/sdtdatahash">
+          <mc:Fallback xmlns:w16sdtdh="http://schemas.microsoft.com/office/word/2020/wordml/sdtdatahash" xmlns:w16="http://schemas.microsoft.com/office/word/2018/wordml" xmlns:w16cid="http://schemas.microsoft.com/office/word/2016/wordml/cid" xmlns:w16cex="http://schemas.microsoft.com/office/word/2018/wordml/cex" xmlns:oel="http://schemas.microsoft.com/office/2019/extlst" xmlns:am3d="http://schemas.microsoft.com/office/drawing/2017/model3d" xmlns:aink="http://schemas.microsoft.com/office/drawing/2016/ink" xmlns:cx8="http://schemas.microsoft.com/office/drawing/2016/5/14/chartex" xmlns:cx7="http://schemas.microsoft.com/office/drawing/2016/5/13/chartex" xmlns:cx6="http://schemas.microsoft.com/office/drawing/2016/5/12/chartex" xmlns:cx5="http://schemas.microsoft.com/office/drawing/2016/5/11/chartex" xmlns:cx4="http://schemas.microsoft.com/office/drawing/2016/5/10/chartex" xmlns:cx3="http://schemas.microsoft.com/office/drawing/2016/5/9/chartex" xmlns:cx2="http://schemas.microsoft.com/office/drawing/2015/10/21/chartex" xmlns:cx1="http://schemas.microsoft.com/office/drawing/2015/9/8/chartex">
             <w:pict>
               <v:group w14:anchorId="2122D939" id="Group 2" o:spid="_x0000_s1026" style="position:absolute;margin-left:142.45pt;margin-top:20.85pt;width:26.2pt;height:27.25pt;z-index:-251658240;mso-position-horizontal-relative:page" coordorigin="2849,417" coordsize="524,545" o:gfxdata="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">
                 <v:shapetype id="_x0000_t75" coordsize="21600,21600" o:spt="75" o:preferrelative="t" path="m@4@5l@4@11@9@11@9@5xe" filled="f" stroked="f">
@@ -6812,13 +6873,28 @@
               <w:rPr>
                 <w:sz w:val="24"/>
               </w:rPr>
-              <w:t>Person</w:t>
-            </w:r>
-            <w:r>
-              <w:rPr>
-                <w:sz w:val="24"/>
-              </w:rPr>
-              <w:tab/>
+              <w:t xml:space="preserve">Person  </w:t>
+            </w:r>
+            <w:r>
+              <w:rPr>
+                <w:rFonts w:ascii="Segoe UI Symbol" w:hAnsi="Segoe UI Symbol"/>
+                <w:color w:val="2E5395"/>
+                <w:sz w:val="24"/>
+              </w:rPr>
+              <w:t>✓</w:t>
+            </w:r>
+            <w:r>
+              <w:rPr>
+                <w:rFonts w:ascii="Segoe UI Symbol" w:hAnsi="Segoe UI Symbol"/>
+                <w:color w:val="2E5395"/>
+                <w:sz w:val="24"/>
+              </w:rPr>
+              <w:t xml:space="preserve"> </w:t>
+            </w:r>
+            <w:r>
+              <w:rPr>
+                <w:sz w:val="24"/>
+              </w:rPr>
               <w:t>Neither</w:t>
             </w:r>
             <w:r>
@@ -8057,22 +8133,29 @@
                 <w:sz w:val="24"/>
               </w:rPr>
               <w:tab/>
-            </w:r>
-            <w:proofErr w:type="gramStart"/>
+              <w:t xml:space="preserve">Yes   </w:t>
+            </w:r>
+            <w:r>
+              <w:rPr>
+                <w:rFonts w:ascii="Segoe UI Symbol" w:hAnsi="Segoe UI Symbol"/>
+                <w:color w:val="2E5395"/>
+                <w:sz w:val="24"/>
+              </w:rPr>
+              <w:t>✓</w:t>
+            </w:r>
+            <w:r>
+              <w:rPr>
+                <w:rFonts w:ascii="Segoe UI Symbol" w:hAnsi="Segoe UI Symbol"/>
+                <w:color w:val="2E5395"/>
+                <w:sz w:val="24"/>
+              </w:rPr>
+              <w:t xml:space="preserve"> </w:t>
+            </w:r>
             <w:r>
               <w:rPr>
                 <w:color w:val="2B2A29"/>
                 <w:sz w:val="24"/>
               </w:rPr>
-              <w:t>Yes</w:t>
-            </w:r>
-            <w:proofErr w:type="gramEnd"/>
-            <w:r>
-              <w:rPr>
-                <w:color w:val="2B2A29"/>
-                <w:sz w:val="24"/>
-              </w:rPr>
-              <w:tab/>
               <w:t>No</w:t>
             </w:r>
           </w:p>
@@ -10292,17 +10375,7 @@
           <w:b/>
           <w:lang w:val="en-IN" w:eastAsia="en-IN"/>
         </w:rPr>
-        <w:t>[Company N</w:t>
-      </w:r>
-      <w:bookmarkStart w:id="0" w:name="_GoBack"/>
-      <w:bookmarkEnd w:id="0"/>
-      <w:r>
-        <w:rPr>
-          <w:rFonts w:ascii="Roboto" w:eastAsia="Times New Roman" w:hAnsi="Roboto" w:cs="Times New Roman"/>
-          <w:b/>
-          <w:lang w:val="en-IN" w:eastAsia="en-IN"/>
-        </w:rPr>
-        <w:t>ame]</w:t>
+        <w:t>[Company Name]</w:t>
       </w:r>
       <w:r>
         <w:t xml:space="preserve"> </w:t>
@@ -10676,20 +10749,38 @@
     </w:p>
     <w:p>
       <w:pPr>
-        <w:pStyle w:val="ListParagraph"/>
-        <w:numPr>
-          <w:ilvl w:val="0"/>
-          <w:numId w:val="1"/>
-        </w:numPr>
         <w:tabs>
           <w:tab w:val="left" w:pos="489"/>
         </w:tabs>
         <w:spacing w:before="9"/>
-        <w:ind w:hanging="229"/>
         <w:rPr>
           <w:sz w:val="24"/>
         </w:rPr>
       </w:pPr>
+      <w:r>
+        <w:rPr>
+          <w:rFonts w:ascii="Segoe UI Symbol" w:hAnsi="Segoe UI Symbol"/>
+          <w:color w:val="2E5395"/>
+          <w:sz w:val="24"/>
+        </w:rPr>
+        <w:t xml:space="preserve">    </w:t>
+      </w:r>
+      <w:r>
+        <w:rPr>
+          <w:rFonts w:ascii="Segoe UI Symbol" w:hAnsi="Segoe UI Symbol"/>
+          <w:color w:val="2E5395"/>
+          <w:sz w:val="24"/>
+        </w:rPr>
+        <w:t>✓</w:t>
+      </w:r>
+      <w:r>
+        <w:rPr>
+          <w:rFonts w:ascii="Segoe UI Symbol" w:hAnsi="Segoe UI Symbol"/>
+          <w:color w:val="2E5395"/>
+          <w:sz w:val="24"/>
+        </w:rPr>
+        <w:t xml:space="preserve"> </w:t>
+      </w:r>
       <w:r>
         <w:rPr>
           <w:color w:val="2E5395"/>
@@ -10948,19 +11039,30 @@
     </w:p>
     <w:p>
       <w:pPr>
-        <w:pStyle w:val="ListParagraph"/>
-        <w:numPr>
-          <w:ilvl w:val="0"/>
-          <w:numId w:val="1"/>
-        </w:numPr>
         <w:tabs>
           <w:tab w:val="left" w:pos="489"/>
         </w:tabs>
-        <w:ind w:hanging="229"/>
+        <w:ind w:left="259"/>
         <w:rPr>
           <w:sz w:val="24"/>
         </w:rPr>
       </w:pPr>
+      <w:r>
+        <w:rPr>
+          <w:rFonts w:ascii="Segoe UI Symbol" w:hAnsi="Segoe UI Symbol"/>
+          <w:color w:val="2E5395"/>
+          <w:sz w:val="24"/>
+        </w:rPr>
+        <w:t>✓</w:t>
+      </w:r>
+      <w:r>
+        <w:rPr>
+          <w:rFonts w:ascii="Segoe UI Symbol" w:hAnsi="Segoe UI Symbol"/>
+          <w:color w:val="2E5395"/>
+          <w:sz w:val="24"/>
+        </w:rPr>
+        <w:t xml:space="preserve"> </w:t>
+      </w:r>
       <w:r>
         <w:rPr>
           <w:color w:val="2E5395"/>
@@ -11115,20 +11217,38 @@
     </w:p>
     <w:p>
       <w:pPr>
-        <w:pStyle w:val="ListParagraph"/>
-        <w:numPr>
-          <w:ilvl w:val="0"/>
-          <w:numId w:val="1"/>
-        </w:numPr>
         <w:tabs>
           <w:tab w:val="left" w:pos="556"/>
         </w:tabs>
         <w:spacing w:before="41"/>
-        <w:ind w:left="555" w:hanging="296"/>
         <w:rPr>
           <w:sz w:val="24"/>
         </w:rPr>
       </w:pPr>
+      <w:r>
+        <w:rPr>
+          <w:rFonts w:ascii="Segoe UI Symbol" w:hAnsi="Segoe UI Symbol"/>
+          <w:color w:val="2E5395"/>
+          <w:sz w:val="24"/>
+        </w:rPr>
+        <w:t xml:space="preserve">    </w:t>
+      </w:r>
+      <w:r>
+        <w:rPr>
+          <w:rFonts w:ascii="Segoe UI Symbol" w:hAnsi="Segoe UI Symbol"/>
+          <w:color w:val="2E5395"/>
+          <w:sz w:val="24"/>
+        </w:rPr>
+        <w:t>✓</w:t>
+      </w:r>
+      <w:r>
+        <w:rPr>
+          <w:rFonts w:ascii="Segoe UI Symbol" w:hAnsi="Segoe UI Symbol"/>
+          <w:color w:val="2E5395"/>
+          <w:sz w:val="24"/>
+        </w:rPr>
+        <w:t xml:space="preserve"> </w:t>
+      </w:r>
       <w:r>
         <w:rPr>
           <w:color w:val="2E5395"/>
@@ -11184,11 +11304,6 @@
     </w:p>
     <w:p>
       <w:pPr>
-        <w:pStyle w:val="ListParagraph"/>
-        <w:numPr>
-          <w:ilvl w:val="0"/>
-          <w:numId w:val="1"/>
-        </w:numPr>
         <w:tabs>
           <w:tab w:val="left" w:pos="489"/>
           <w:tab w:val="left" w:pos="7247"/>
@@ -11249,6 +11364,30 @@
       </w:r>
       <w:r>
         <w:rPr>
+          <w:rFonts w:ascii="Segoe UI Symbol" w:hAnsi="Segoe UI Symbol"/>
+          <w:color w:val="2E5395"/>
+          <w:sz w:val="24"/>
+        </w:rPr>
+        <w:t xml:space="preserve">    </w:t>
+      </w:r>
+      <w:r>
+        <w:rPr>
+          <w:rFonts w:ascii="Segoe UI Symbol" w:hAnsi="Segoe UI Symbol"/>
+          <w:color w:val="2E5395"/>
+          <w:sz w:val="24"/>
+        </w:rPr>
+        <w:t>✓</w:t>
+      </w:r>
+      <w:r>
+        <w:rPr>
+          <w:rFonts w:ascii="Segoe UI Symbol" w:hAnsi="Segoe UI Symbol"/>
+          <w:color w:val="2E5395"/>
+          <w:sz w:val="24"/>
+        </w:rPr>
+        <w:t xml:space="preserve"> </w:t>
+      </w:r>
+      <w:r>
+        <w:rPr>
           <w:color w:val="2E5395"/>
           <w:sz w:val="24"/>
         </w:rPr>
@@ -11472,19 +11611,37 @@
     </w:p>
     <w:p>
       <w:pPr>
-        <w:pStyle w:val="ListParagraph"/>
-        <w:numPr>
-          <w:ilvl w:val="0"/>
-          <w:numId w:val="1"/>
-        </w:numPr>
         <w:tabs>
           <w:tab w:val="left" w:pos="489"/>
         </w:tabs>
-        <w:ind w:hanging="229"/>
         <w:rPr>
           <w:sz w:val="24"/>
         </w:rPr>
       </w:pPr>
+      <w:r>
+        <w:rPr>
+          <w:rFonts w:ascii="Segoe UI Symbol" w:hAnsi="Segoe UI Symbol"/>
+          <w:color w:val="2E5395"/>
+          <w:sz w:val="24"/>
+        </w:rPr>
+        <w:t xml:space="preserve">    </w:t>
+      </w:r>
+      <w:r>
+        <w:rPr>
+          <w:rFonts w:ascii="Segoe UI Symbol" w:hAnsi="Segoe UI Symbol"/>
+          <w:color w:val="2E5395"/>
+          <w:sz w:val="24"/>
+        </w:rPr>
+        <w:t>✓</w:t>
+      </w:r>
+      <w:r>
+        <w:rPr>
+          <w:rFonts w:ascii="Segoe UI Symbol" w:hAnsi="Segoe UI Symbol"/>
+          <w:color w:val="2E5395"/>
+          <w:sz w:val="24"/>
+        </w:rPr>
+        <w:t xml:space="preserve"> </w:t>
+      </w:r>
       <w:r>
         <w:rPr>
           <w:color w:val="2E5395"/>
@@ -11668,19 +11825,32 @@
     </w:p>
     <w:p>
       <w:pPr>
-        <w:pStyle w:val="ListParagraph"/>
-        <w:numPr>
-          <w:ilvl w:val="0"/>
-          <w:numId w:val="1"/>
-        </w:numPr>
         <w:tabs>
           <w:tab w:val="left" w:pos="489"/>
         </w:tabs>
-        <w:ind w:hanging="229"/>
+        <w:ind w:left="259"/>
         <w:rPr>
           <w:sz w:val="24"/>
         </w:rPr>
       </w:pPr>
+      <w:r>
+        <w:rPr>
+          <w:rFonts w:ascii="Segoe UI Symbol" w:hAnsi="Segoe UI Symbol"/>
+          <w:color w:val="2E5395"/>
+          <w:sz w:val="24"/>
+        </w:rPr>
+        <w:t>✓</w:t>
+      </w:r>
+      <w:r>
+        <w:rPr>
+          <w:rFonts w:ascii="Segoe UI Symbol" w:hAnsi="Segoe UI Symbol"/>
+          <w:color w:val="2E5395"/>
+          <w:sz w:val="24"/>
+        </w:rPr>
+        <w:t xml:space="preserve"> </w:t>
+      </w:r>
+      <w:bookmarkStart w:id="0" w:name="_GoBack"/>
+      <w:bookmarkEnd w:id="0"/>
       <w:r>
         <w:rPr>
           <w:color w:val="2E5395"/>
@@ -12432,7 +12602,7 @@
                               <w:b/>
                               <w:noProof/>
                             </w:rPr>
-                            <w:t>2</w:t>
+                            <w:t>3</w:t>
                           </w:r>
                           <w:r>
                             <w:fldChar w:fldCharType="end"/>
@@ -12532,7 +12702,7 @@
                         <w:b/>
                         <w:noProof/>
                       </w:rPr>
-                      <w:t>2</w:t>
+                      <w:t>3</w:t>
                     </w:r>
                     <w:r>
                       <w:fldChar w:fldCharType="end"/>
